--- a/tillsyn/Jordbro naturreservat tillsynsbegäran.docx
+++ b/tillsyn/Jordbro naturreservat tillsynsbegäran.docx
@@ -12,7 +12,7 @@
     </w:p>
     <w:p>
       <w:r>
-        <w:t>Denna tillsynsbegäran behandlar höga naturvärden i avverkningsanmälan Jordbro naturreservat i Haninge kommun som inkom 2026-07-15 och omfattar 132,6 ha.</w:t>
+        <w:t>Denna tillsynsbegäran behandlar höga naturvärden i avverkningsanmälan Jordbro naturreservat i Haninge kommun som inkom 2026-07-16 och omfattar 132,6 ha.</w:t>
       </w:r>
     </w:p>
     <w:p>
@@ -877,7 +877,7 @@
     <w:r>
       <w:tab/>
       <w:tab/>
-      <w:t>2026-07-15</w:t>
+      <w:t>2026-07-16</w:t>
       <w:br/>
       <w:br/>
     </w:r>

--- a/tillsyn/Jordbro naturreservat tillsynsbegäran.docx
+++ b/tillsyn/Jordbro naturreservat tillsynsbegäran.docx
@@ -12,7 +12,7 @@
     </w:p>
     <w:p>
       <w:r>
-        <w:t>Denna tillsynsbegäran behandlar höga naturvärden i avverkningsanmälan Jordbro naturreservat i Haninge kommun som inkom 2026-07-16 och omfattar 132,6 ha.</w:t>
+        <w:t>Denna tillsynsbegäran behandlar höga naturvärden i avverkningsanmälan Jordbro naturreservat i Haninge kommun som inkom 2026-07-17 och omfattar 132,6 ha.</w:t>
       </w:r>
     </w:p>
     <w:p>
@@ -877,7 +877,7 @@
     <w:r>
       <w:tab/>
       <w:tab/>
-      <w:t>2026-07-16</w:t>
+      <w:t>2026-07-17</w:t>
       <w:br/>
       <w:br/>
     </w:r>

--- a/tillsyn/Jordbro naturreservat tillsynsbegäran.docx
+++ b/tillsyn/Jordbro naturreservat tillsynsbegäran.docx
@@ -12,7 +12,7 @@
     </w:p>
     <w:p>
       <w:r>
-        <w:t>Denna tillsynsbegäran behandlar höga naturvärden i avverkningsanmälan Jordbro naturreservat i Haninge kommun som inkom 2026-07-17 och omfattar 132,6 ha.</w:t>
+        <w:t>Denna tillsynsbegäran behandlar höga naturvärden i avverkningsanmälan Jordbro naturreservat i Haninge kommun som inkom 2026-07-18 och omfattar 132,6 ha.</w:t>
       </w:r>
     </w:p>
     <w:p>
@@ -877,7 +877,7 @@
     <w:r>
       <w:tab/>
       <w:tab/>
-      <w:t>2026-07-17</w:t>
+      <w:t>2026-07-18</w:t>
       <w:br/>
       <w:br/>
     </w:r>

--- a/tillsyn/Jordbro naturreservat tillsynsbegäran.docx
+++ b/tillsyn/Jordbro naturreservat tillsynsbegäran.docx
@@ -12,7 +12,7 @@
     </w:p>
     <w:p>
       <w:r>
-        <w:t>Denna tillsynsbegäran behandlar höga naturvärden i avverkningsanmälan Jordbro naturreservat i Haninge kommun som inkom 2026-07-18 och omfattar 132,6 ha.</w:t>
+        <w:t>Denna tillsynsbegäran behandlar höga naturvärden i avverkningsanmälan Jordbro naturreservat i Haninge kommun som inkom 2026-07-19 och omfattar 132,6 ha.</w:t>
       </w:r>
     </w:p>
     <w:p>
@@ -877,7 +877,7 @@
     <w:r>
       <w:tab/>
       <w:tab/>
-      <w:t>2026-07-18</w:t>
+      <w:t>2026-07-19</w:t>
       <w:br/>
       <w:br/>
     </w:r>

--- a/tillsyn/Jordbro naturreservat tillsynsbegäran.docx
+++ b/tillsyn/Jordbro naturreservat tillsynsbegäran.docx
@@ -12,7 +12,7 @@
     </w:p>
     <w:p>
       <w:r>
-        <w:t>Denna tillsynsbegäran behandlar höga naturvärden i avverkningsanmälan Jordbro naturreservat i Haninge kommun som inkom 2026-07-19 och omfattar 132,6 ha.</w:t>
+        <w:t>Denna tillsynsbegäran behandlar höga naturvärden i avverkningsanmälan Jordbro naturreservat i Haninge kommun som inkom 2026-07-20 och omfattar 132,6 ha.</w:t>
       </w:r>
     </w:p>
     <w:p>
@@ -877,7 +877,7 @@
     <w:r>
       <w:tab/>
       <w:tab/>
-      <w:t>2026-07-19</w:t>
+      <w:t>2026-07-20</w:t>
       <w:br/>
       <w:br/>
     </w:r>

--- a/tillsyn/Jordbro naturreservat tillsynsbegäran.docx
+++ b/tillsyn/Jordbro naturreservat tillsynsbegäran.docx
@@ -12,7 +12,7 @@
     </w:p>
     <w:p>
       <w:r>
-        <w:t>Denna tillsynsbegäran behandlar höga naturvärden i avverkningsanmälan Jordbro naturreservat i Haninge kommun som inkom 2026-07-20 och omfattar 132,6 ha.</w:t>
+        <w:t>Denna tillsynsbegäran behandlar höga naturvärden i avverkningsanmälan Jordbro naturreservat i Haninge kommun som inkom 2026-07-21 och omfattar 132,6 ha.</w:t>
       </w:r>
     </w:p>
     <w:p>
@@ -877,7 +877,7 @@
     <w:r>
       <w:tab/>
       <w:tab/>
-      <w:t>2026-07-20</w:t>
+      <w:t>2026-07-21</w:t>
       <w:br/>
       <w:br/>
     </w:r>

--- a/tillsyn/Jordbro naturreservat tillsynsbegäran.docx
+++ b/tillsyn/Jordbro naturreservat tillsynsbegäran.docx
@@ -12,7 +12,7 @@
     </w:p>
     <w:p>
       <w:r>
-        <w:t>Denna tillsynsbegäran behandlar höga naturvärden i avverkningsanmälan Jordbro naturreservat i Haninge kommun som inkom 2026-07-21 och omfattar 132,6 ha.</w:t>
+        <w:t>Denna tillsynsbegäran behandlar höga naturvärden i avverkningsanmälan Jordbro naturreservat i Haninge kommun som inkom 2026-07-22 och omfattar 132,6 ha.</w:t>
       </w:r>
     </w:p>
     <w:p>
@@ -877,7 +877,7 @@
     <w:r>
       <w:tab/>
       <w:tab/>
-      <w:t>2026-07-21</w:t>
+      <w:t>2026-07-22</w:t>
       <w:br/>
       <w:br/>
     </w:r>

--- a/tillsyn/Jordbro naturreservat tillsynsbegäran.docx
+++ b/tillsyn/Jordbro naturreservat tillsynsbegäran.docx
@@ -12,7 +12,7 @@
     </w:p>
     <w:p>
       <w:r>
-        <w:t>Denna tillsynsbegäran behandlar höga naturvärden i avverkningsanmälan Jordbro naturreservat i Haninge kommun som inkom 2026-07-22 och omfattar 132,6 ha.</w:t>
+        <w:t>Denna tillsynsbegäran behandlar höga naturvärden i avverkningsanmälan Jordbro naturreservat i Haninge kommun som inkom 2026-07-23 och omfattar 132,6 ha.</w:t>
       </w:r>
     </w:p>
     <w:p>
@@ -877,7 +877,7 @@
     <w:r>
       <w:tab/>
       <w:tab/>
-      <w:t>2026-07-22</w:t>
+      <w:t>2026-07-23</w:t>
       <w:br/>
       <w:br/>
     </w:r>

--- a/tillsyn/Jordbro naturreservat tillsynsbegäran.docx
+++ b/tillsyn/Jordbro naturreservat tillsynsbegäran.docx
@@ -12,7 +12,7 @@
     </w:p>
     <w:p>
       <w:r>
-        <w:t>Denna tillsynsbegäran behandlar höga naturvärden i avverkningsanmälan Jordbro naturreservat i Haninge kommun som inkom 2026-07-23 och omfattar 132,6 ha.</w:t>
+        <w:t>Denna tillsynsbegäran behandlar höga naturvärden i avverkningsanmälan Jordbro naturreservat i Haninge kommun som inkom 2026-07-24 och omfattar 132,6 ha.</w:t>
       </w:r>
     </w:p>
     <w:p>
@@ -877,7 +877,7 @@
     <w:r>
       <w:tab/>
       <w:tab/>
-      <w:t>2026-07-23</w:t>
+      <w:t>2026-07-24</w:t>
       <w:br/>
       <w:br/>
     </w:r>

--- a/tillsyn/Jordbro naturreservat tillsynsbegäran.docx
+++ b/tillsyn/Jordbro naturreservat tillsynsbegäran.docx
@@ -12,7 +12,7 @@
     </w:p>
     <w:p>
       <w:r>
-        <w:t>Denna tillsynsbegäran behandlar höga naturvärden i avverkningsanmälan Jordbro naturreservat i Haninge kommun som inkom 2026-07-24 och omfattar 132,6 ha.</w:t>
+        <w:t>Denna tillsynsbegäran behandlar höga naturvärden i avverkningsanmälan Jordbro naturreservat i Haninge kommun som inkom 2026-07-25 och omfattar 132,6 ha.</w:t>
       </w:r>
     </w:p>
     <w:p>
@@ -877,7 +877,7 @@
     <w:r>
       <w:tab/>
       <w:tab/>
-      <w:t>2026-07-24</w:t>
+      <w:t>2026-07-25</w:t>
       <w:br/>
       <w:br/>
     </w:r>

--- a/tillsyn/Jordbro naturreservat tillsynsbegäran.docx
+++ b/tillsyn/Jordbro naturreservat tillsynsbegäran.docx
@@ -12,7 +12,7 @@
     </w:p>
     <w:p>
       <w:r>
-        <w:t>Denna tillsynsbegäran behandlar höga naturvärden i avverkningsanmälan Jordbro naturreservat i Haninge kommun som inkom 2026-07-25 och omfattar 132,6 ha.</w:t>
+        <w:t>Denna tillsynsbegäran behandlar höga naturvärden i avverkningsanmälan Jordbro naturreservat i Haninge kommun som inkom 2026-07-26 och omfattar 132,6 ha.</w:t>
       </w:r>
     </w:p>
     <w:p>
@@ -877,7 +877,7 @@
     <w:r>
       <w:tab/>
       <w:tab/>
-      <w:t>2026-07-25</w:t>
+      <w:t>2026-07-26</w:t>
       <w:br/>
       <w:br/>
     </w:r>

--- a/tillsyn/Jordbro naturreservat tillsynsbegäran.docx
+++ b/tillsyn/Jordbro naturreservat tillsynsbegäran.docx
@@ -12,7 +12,7 @@
     </w:p>
     <w:p>
       <w:r>
-        <w:t>Denna tillsynsbegäran behandlar höga naturvärden i avverkningsanmälan Jordbro naturreservat i Haninge kommun som inkom 2026-07-26 och omfattar 132,6 ha.</w:t>
+        <w:t>Denna tillsynsbegäran behandlar höga naturvärden i avverkningsanmälan Jordbro naturreservat i Haninge kommun som inkom 2026-07-27 och omfattar 132,6 ha.</w:t>
       </w:r>
     </w:p>
     <w:p>
@@ -877,7 +877,7 @@
     <w:r>
       <w:tab/>
       <w:tab/>
-      <w:t>2026-07-26</w:t>
+      <w:t>2026-07-27</w:t>
       <w:br/>
       <w:br/>
     </w:r>

--- a/tillsyn/Jordbro naturreservat tillsynsbegäran.docx
+++ b/tillsyn/Jordbro naturreservat tillsynsbegäran.docx
@@ -12,7 +12,7 @@
     </w:p>
     <w:p>
       <w:r>
-        <w:t>Denna tillsynsbegäran behandlar höga naturvärden i avverkningsanmälan Jordbro naturreservat i Haninge kommun som inkom 2026-07-27 och omfattar 132,6 ha.</w:t>
+        <w:t>Denna tillsynsbegäran behandlar höga naturvärden i avverkningsanmälan Jordbro naturreservat i Haninge kommun som inkom 2026-07-28 och omfattar 132,6 ha.</w:t>
       </w:r>
     </w:p>
     <w:p>
@@ -877,7 +877,7 @@
     <w:r>
       <w:tab/>
       <w:tab/>
-      <w:t>2026-07-27</w:t>
+      <w:t>2026-07-28</w:t>
       <w:br/>
       <w:br/>
     </w:r>

--- a/tillsyn/Jordbro naturreservat tillsynsbegäran.docx
+++ b/tillsyn/Jordbro naturreservat tillsynsbegäran.docx
@@ -12,7 +12,7 @@
     </w:p>
     <w:p>
       <w:r>
-        <w:t>Denna tillsynsbegäran behandlar höga naturvärden i avverkningsanmälan Jordbro naturreservat i Haninge kommun som inkom 2026-07-28 och omfattar 132,6 ha.</w:t>
+        <w:t>Denna tillsynsbegäran behandlar höga naturvärden i avverkningsanmälan Jordbro naturreservat i Haninge kommun som inkom 2026-07-29 och omfattar 132,6 ha.</w:t>
       </w:r>
     </w:p>
     <w:p>
@@ -877,7 +877,7 @@
     <w:r>
       <w:tab/>
       <w:tab/>
-      <w:t>2026-07-28</w:t>
+      <w:t>2026-07-29</w:t>
       <w:br/>
       <w:br/>
     </w:r>

--- a/tillsyn/Jordbro naturreservat tillsynsbegäran.docx
+++ b/tillsyn/Jordbro naturreservat tillsynsbegäran.docx
@@ -12,7 +12,7 @@
     </w:p>
     <w:p>
       <w:r>
-        <w:t>Denna tillsynsbegäran behandlar höga naturvärden i avverkningsanmälan Jordbro naturreservat i Haninge kommun som inkom 2026-07-29 och omfattar 132,6 ha.</w:t>
+        <w:t>Denna tillsynsbegäran behandlar höga naturvärden i avverkningsanmälan Jordbro naturreservat i Haninge kommun som inkom 2026-07-30 och omfattar 132,6 ha.</w:t>
       </w:r>
     </w:p>
     <w:p>
@@ -877,7 +877,7 @@
     <w:r>
       <w:tab/>
       <w:tab/>
-      <w:t>2026-07-29</w:t>
+      <w:t>2026-07-30</w:t>
       <w:br/>
       <w:br/>
     </w:r>

--- a/tillsyn/Jordbro naturreservat tillsynsbegäran.docx
+++ b/tillsyn/Jordbro naturreservat tillsynsbegäran.docx
@@ -12,7 +12,7 @@
     </w:p>
     <w:p>
       <w:r>
-        <w:t>Denna tillsynsbegäran behandlar höga naturvärden i avverkningsanmälan Jordbro naturreservat i Haninge kommun som inkom 2026-07-30 och omfattar 132,6 ha.</w:t>
+        <w:t>Denna tillsynsbegäran behandlar höga naturvärden i avverkningsanmälan Jordbro naturreservat i Haninge kommun som inkom 2026-07-31 och omfattar 132,6 ha.</w:t>
       </w:r>
     </w:p>
     <w:p>
@@ -877,7 +877,7 @@
     <w:r>
       <w:tab/>
       <w:tab/>
-      <w:t>2026-07-30</w:t>
+      <w:t>2026-07-31</w:t>
       <w:br/>
       <w:br/>
     </w:r>

--- a/tillsyn/Jordbro naturreservat tillsynsbegäran.docx
+++ b/tillsyn/Jordbro naturreservat tillsynsbegäran.docx
@@ -12,7 +12,7 @@
     </w:p>
     <w:p>
       <w:r>
-        <w:t>Denna tillsynsbegäran behandlar höga naturvärden i avverkningsanmälan Jordbro naturreservat i Haninge kommun som inkom 2026-07-31 och omfattar 132,6 ha.</w:t>
+        <w:t>Denna tillsynsbegäran behandlar höga naturvärden i avverkningsanmälan Jordbro naturreservat i Haninge kommun som inkom 2026-08-01 och omfattar 132,6 ha.</w:t>
       </w:r>
     </w:p>
     <w:p>
@@ -877,7 +877,7 @@
     <w:r>
       <w:tab/>
       <w:tab/>
-      <w:t>2026-07-31</w:t>
+      <w:t>2026-08-01</w:t>
       <w:br/>
       <w:br/>
     </w:r>

--- a/tillsyn/Jordbro naturreservat tillsynsbegäran.docx
+++ b/tillsyn/Jordbro naturreservat tillsynsbegäran.docx
@@ -12,7 +12,7 @@
     </w:p>
     <w:p>
       <w:r>
-        <w:t>Denna tillsynsbegäran behandlar höga naturvärden i avverkningsanmälan Jordbro naturreservat i Haninge kommun som inkom 2026-08-01 och omfattar 132,6 ha.</w:t>
+        <w:t>Denna tillsynsbegäran behandlar höga naturvärden i avverkningsanmälan Jordbro naturreservat i Haninge kommun som inkom 2026-08-02 och omfattar 132,6 ha.</w:t>
       </w:r>
     </w:p>
     <w:p>
@@ -877,7 +877,7 @@
     <w:r>
       <w:tab/>
       <w:tab/>
-      <w:t>2026-08-01</w:t>
+      <w:t>2026-08-02</w:t>
       <w:br/>
       <w:br/>
     </w:r>

--- a/tillsyn/Jordbro naturreservat tillsynsbegäran.docx
+++ b/tillsyn/Jordbro naturreservat tillsynsbegäran.docx
@@ -12,7 +12,7 @@
     </w:p>
     <w:p>
       <w:r>
-        <w:t>Denna tillsynsbegäran behandlar höga naturvärden i avverkningsanmälan Jordbro naturreservat i Haninge kommun som inkom 2026-08-02 och omfattar 132,6 ha.</w:t>
+        <w:t>Denna tillsynsbegäran behandlar höga naturvärden i avverkningsanmälan Jordbro naturreservat i Haninge kommun som inkom 2026-08-03 och omfattar 132,6 ha.</w:t>
       </w:r>
     </w:p>
     <w:p>
@@ -877,7 +877,7 @@
     <w:r>
       <w:tab/>
       <w:tab/>
-      <w:t>2026-08-02</w:t>
+      <w:t>2026-08-03</w:t>
       <w:br/>
       <w:br/>
     </w:r>

--- a/tillsyn/Jordbro naturreservat tillsynsbegäran.docx
+++ b/tillsyn/Jordbro naturreservat tillsynsbegäran.docx
@@ -12,7 +12,7 @@
     </w:p>
     <w:p>
       <w:r>
-        <w:t>Denna tillsynsbegäran behandlar höga naturvärden i avverkningsanmälan Jordbro naturreservat i Haninge kommun som inkom 2026-08-03 och omfattar 132,6 ha.</w:t>
+        <w:t>Denna tillsynsbegäran behandlar höga naturvärden i avverkningsanmälan Jordbro naturreservat i Haninge kommun som inkom 2026-08-06 och omfattar 132,6 ha.</w:t>
       </w:r>
     </w:p>
     <w:p>
@@ -877,7 +877,7 @@
     <w:r>
       <w:tab/>
       <w:tab/>
-      <w:t>2026-08-03</w:t>
+      <w:t>2026-08-06</w:t>
       <w:br/>
       <w:br/>
     </w:r>

--- a/tillsyn/Jordbro naturreservat tillsynsbegäran.docx
+++ b/tillsyn/Jordbro naturreservat tillsynsbegäran.docx
@@ -12,7 +12,7 @@
     </w:p>
     <w:p>
       <w:r>
-        <w:t>Denna tillsynsbegäran behandlar höga naturvärden i avverkningsanmälan Jordbro naturreservat i Haninge kommun som inkom 2026-08-06 och omfattar 132,6 ha.</w:t>
+        <w:t>Denna tillsynsbegäran behandlar höga naturvärden i avverkningsanmälan Jordbro naturreservat i Haninge kommun som inkom 2026-08-07 och omfattar 132,6 ha.</w:t>
       </w:r>
     </w:p>
     <w:p>
@@ -877,7 +877,7 @@
     <w:r>
       <w:tab/>
       <w:tab/>
-      <w:t>2026-08-06</w:t>
+      <w:t>2026-08-07</w:t>
       <w:br/>
       <w:br/>
     </w:r>

--- a/tillsyn/Jordbro naturreservat tillsynsbegäran.docx
+++ b/tillsyn/Jordbro naturreservat tillsynsbegäran.docx
@@ -12,7 +12,7 @@
     </w:p>
     <w:p>
       <w:r>
-        <w:t>Denna tillsynsbegäran behandlar höga naturvärden i avverkningsanmälan Jordbro naturreservat i Haninge kommun som inkom 2026-08-07 och omfattar 132,6 ha.</w:t>
+        <w:t>Denna tillsynsbegäran behandlar höga naturvärden i avverkningsanmälan Jordbro naturreservat i Haninge kommun som inkom 2026-08-08 och omfattar 132,6 ha.</w:t>
       </w:r>
     </w:p>
     <w:p>
@@ -877,7 +877,7 @@
     <w:r>
       <w:tab/>
       <w:tab/>
-      <w:t>2026-08-07</w:t>
+      <w:t>2026-08-08</w:t>
       <w:br/>
       <w:br/>
     </w:r>

--- a/tillsyn/Jordbro naturreservat tillsynsbegäran.docx
+++ b/tillsyn/Jordbro naturreservat tillsynsbegäran.docx
@@ -12,7 +12,7 @@
     </w:p>
     <w:p>
       <w:r>
-        <w:t>Denna tillsynsbegäran behandlar höga naturvärden i avverkningsanmälan Jordbro naturreservat i Haninge kommun som inkom 2026-08-08 och omfattar 132,6 ha.</w:t>
+        <w:t>Denna tillsynsbegäran behandlar höga naturvärden i avverkningsanmälan Jordbro naturreservat i Haninge kommun som inkom 2026-08-09 och omfattar 132,6 ha.</w:t>
       </w:r>
     </w:p>
     <w:p>
@@ -877,7 +877,7 @@
     <w:r>
       <w:tab/>
       <w:tab/>
-      <w:t>2026-08-08</w:t>
+      <w:t>2026-08-09</w:t>
       <w:br/>
       <w:br/>
     </w:r>

--- a/tillsyn/Jordbro naturreservat tillsynsbegäran.docx
+++ b/tillsyn/Jordbro naturreservat tillsynsbegäran.docx
@@ -12,7 +12,7 @@
     </w:p>
     <w:p>
       <w:r>
-        <w:t>Denna tillsynsbegäran behandlar höga naturvärden i avverkningsanmälan Jordbro naturreservat i Haninge kommun som inkom 2026-08-09 och omfattar 132,6 ha.</w:t>
+        <w:t>Denna tillsynsbegäran behandlar höga naturvärden i avverkningsanmälan Jordbro naturreservat i Haninge kommun som inkom 2026-08-10 och omfattar 132,6 ha.</w:t>
       </w:r>
     </w:p>
     <w:p>
@@ -877,7 +877,7 @@
     <w:r>
       <w:tab/>
       <w:tab/>
-      <w:t>2026-08-09</w:t>
+      <w:t>2026-08-10</w:t>
       <w:br/>
       <w:br/>
     </w:r>

--- a/tillsyn/Jordbro naturreservat tillsynsbegäran.docx
+++ b/tillsyn/Jordbro naturreservat tillsynsbegäran.docx
@@ -12,7 +12,7 @@
     </w:p>
     <w:p>
       <w:r>
-        <w:t>Denna tillsynsbegäran behandlar höga naturvärden i avverkningsanmälan Jordbro naturreservat i Haninge kommun som inkom 2026-08-10 och omfattar 132,6 ha.</w:t>
+        <w:t>Denna tillsynsbegäran behandlar höga naturvärden i avverkningsanmälan Jordbro naturreservat i Haninge kommun som inkom 2026-08-11 och omfattar 132,6 ha.</w:t>
       </w:r>
     </w:p>
     <w:p>
@@ -877,7 +877,7 @@
     <w:r>
       <w:tab/>
       <w:tab/>
-      <w:t>2026-08-10</w:t>
+      <w:t>2026-08-11</w:t>
       <w:br/>
       <w:br/>
     </w:r>

--- a/tillsyn/Jordbro naturreservat tillsynsbegäran.docx
+++ b/tillsyn/Jordbro naturreservat tillsynsbegäran.docx
@@ -12,7 +12,7 @@
     </w:p>
     <w:p>
       <w:r>
-        <w:t>Denna tillsynsbegäran behandlar höga naturvärden i avverkningsanmälan Jordbro naturreservat i Haninge kommun som inkom 2026-08-11 och omfattar 132,6 ha.</w:t>
+        <w:t>Denna tillsynsbegäran behandlar höga naturvärden i avverkningsanmälan Jordbro naturreservat i Haninge kommun som inkom 2026-08-12 och omfattar 132,6 ha.</w:t>
       </w:r>
     </w:p>
     <w:p>
@@ -877,7 +877,7 @@
     <w:r>
       <w:tab/>
       <w:tab/>
-      <w:t>2026-08-11</w:t>
+      <w:t>2026-08-12</w:t>
       <w:br/>
       <w:br/>
     </w:r>

--- a/tillsyn/Jordbro naturreservat tillsynsbegäran.docx
+++ b/tillsyn/Jordbro naturreservat tillsynsbegäran.docx
@@ -12,7 +12,7 @@
     </w:p>
     <w:p>
       <w:r>
-        <w:t>Denna tillsynsbegäran behandlar höga naturvärden i avverkningsanmälan Jordbro naturreservat i Haninge kommun som inkom 2026-08-12 och omfattar 132,6 ha.</w:t>
+        <w:t>Denna tillsynsbegäran behandlar höga naturvärden i avverkningsanmälan Jordbro naturreservat i Haninge kommun som inkom 2026-08-13 och omfattar 132,6 ha.</w:t>
       </w:r>
     </w:p>
     <w:p>
@@ -877,7 +877,7 @@
     <w:r>
       <w:tab/>
       <w:tab/>
-      <w:t>2026-08-12</w:t>
+      <w:t>2026-08-13</w:t>
       <w:br/>
       <w:br/>
     </w:r>

--- a/tillsyn/Jordbro naturreservat tillsynsbegäran.docx
+++ b/tillsyn/Jordbro naturreservat tillsynsbegäran.docx
@@ -12,7 +12,7 @@
     </w:p>
     <w:p>
       <w:r>
-        <w:t>Denna tillsynsbegäran behandlar höga naturvärden i avverkningsanmälan Jordbro naturreservat i Haninge kommun som inkom 2026-08-13 och omfattar 132,6 ha.</w:t>
+        <w:t>Denna tillsynsbegäran behandlar höga naturvärden i avverkningsanmälan Jordbro naturreservat i Haninge kommun som inkom 2026-08-14 och omfattar 132,6 ha.</w:t>
       </w:r>
     </w:p>
     <w:p>
@@ -877,7 +877,7 @@
     <w:r>
       <w:tab/>
       <w:tab/>
-      <w:t>2026-08-13</w:t>
+      <w:t>2026-08-14</w:t>
       <w:br/>
       <w:br/>
     </w:r>

--- a/tillsyn/Jordbro naturreservat tillsynsbegäran.docx
+++ b/tillsyn/Jordbro naturreservat tillsynsbegäran.docx
@@ -12,7 +12,7 @@
     </w:p>
     <w:p>
       <w:r>
-        <w:t>Denna tillsynsbegäran behandlar höga naturvärden i avverkningsanmälan Jordbro naturreservat i Haninge kommun som inkom 2026-08-14 och omfattar 132,6 ha.</w:t>
+        <w:t>Denna tillsynsbegäran behandlar höga naturvärden i avverkningsanmälan Jordbro naturreservat i Haninge kommun som inkom 2026-08-15 och omfattar 132,6 ha.</w:t>
       </w:r>
     </w:p>
     <w:p>
@@ -60,7 +60,7 @@
         <w:spacing w:after="240"/>
       </w:pPr>
       <w:r>
-        <w:t>Figur 1. Fyndplatser för naturvårdsarter i och inom 6 meter från avverkningsanmälan. Markörer utan svart kant är placerade på fyndplatsen. Markörer med svart kant är placerade vid sidan av fyndplatsen har ett svart streck som visar fyndplatsens exakta position. Kartans mittpunktskoordinat är N 6559945, E 680033 i SWEREF 99 TM.</w:t>
+        <w:t>Figur 1. Fyndplatser för naturvårdsarter i och inom 6 meter från avverkningsanmälan. Markörer utan svart kant är placerade på fyndplatsen. Markörer med svart kant är placerade vid sidan av fyndplatsen och har ett svart streck som visar fyndplatsens exakta position. Kartans mittpunktskoordinat är N 6559945, E 680033 i SWEREF 99 TM.</w:t>
       </w:r>
     </w:p>
     <w:p>
@@ -877,7 +877,7 @@
     <w:r>
       <w:tab/>
       <w:tab/>
-      <w:t>2026-08-14</w:t>
+      <w:t>2026-08-15</w:t>
       <w:br/>
       <w:br/>
     </w:r>

--- a/tillsyn/Jordbro naturreservat tillsynsbegäran.docx
+++ b/tillsyn/Jordbro naturreservat tillsynsbegäran.docx
@@ -12,7 +12,7 @@
     </w:p>
     <w:p>
       <w:r>
-        <w:t>Denna tillsynsbegäran behandlar höga naturvärden i avverkningsanmälan Jordbro naturreservat i Haninge kommun som inkom 2026-08-15 och omfattar 132,6 ha.</w:t>
+        <w:t>Denna tillsynsbegäran behandlar höga naturvärden i avverkningsanmälan Jordbro naturreservat i Haninge kommun som inkom 2026-08-16 och omfattar 132,6 ha.</w:t>
       </w:r>
     </w:p>
     <w:p>
@@ -877,7 +877,7 @@
     <w:r>
       <w:tab/>
       <w:tab/>
-      <w:t>2026-08-15</w:t>
+      <w:t>2026-08-16</w:t>
       <w:br/>
       <w:br/>
     </w:r>

--- a/tillsyn/Jordbro naturreservat tillsynsbegäran.docx
+++ b/tillsyn/Jordbro naturreservat tillsynsbegäran.docx
@@ -12,7 +12,7 @@
     </w:p>
     <w:p>
       <w:r>
-        <w:t>Denna tillsynsbegäran behandlar höga naturvärden i avverkningsanmälan Jordbro naturreservat i Haninge kommun som inkom 2026-08-16 och omfattar 132,6 ha.</w:t>
+        <w:t>Denna tillsynsbegäran behandlar höga naturvärden i avverkningsanmälan Jordbro naturreservat i Haninge kommun som inkom 2026-08-17 och omfattar 132,6 ha.</w:t>
       </w:r>
     </w:p>
     <w:p>
@@ -877,7 +877,7 @@
     <w:r>
       <w:tab/>
       <w:tab/>
-      <w:t>2026-08-16</w:t>
+      <w:t>2026-08-17</w:t>
       <w:br/>
       <w:br/>
     </w:r>

--- a/tillsyn/Jordbro naturreservat tillsynsbegäran.docx
+++ b/tillsyn/Jordbro naturreservat tillsynsbegäran.docx
@@ -12,7 +12,7 @@
     </w:p>
     <w:p>
       <w:r>
-        <w:t>Denna tillsynsbegäran behandlar höga naturvärden i avverkningsanmälan Jordbro naturreservat i Haninge kommun som inkom 2026-08-17 och omfattar 132,6 ha.</w:t>
+        <w:t>Denna tillsynsbegäran behandlar höga naturvärden i avverkningsanmälan Jordbro naturreservat i Haninge kommun som inkom 2026-08-18 och omfattar 132,6 ha.</w:t>
       </w:r>
     </w:p>
     <w:p>
@@ -877,7 +877,7 @@
     <w:r>
       <w:tab/>
       <w:tab/>
-      <w:t>2026-08-17</w:t>
+      <w:t>2026-08-18</w:t>
       <w:br/>
       <w:br/>
     </w:r>

--- a/tillsyn/Jordbro naturreservat tillsynsbegäran.docx
+++ b/tillsyn/Jordbro naturreservat tillsynsbegäran.docx
@@ -12,7 +12,7 @@
     </w:p>
     <w:p>
       <w:r>
-        <w:t>Denna tillsynsbegäran behandlar höga naturvärden i avverkningsanmälan Jordbro naturreservat i Haninge kommun som inkom 2026-08-18 och omfattar 132,6 ha.</w:t>
+        <w:t>Denna tillsynsbegäran behandlar höga naturvärden i avverkningsanmälan Jordbro naturreservat i Haninge kommun som inkom 2026-08-19 och omfattar 132,6 ha.</w:t>
       </w:r>
     </w:p>
     <w:p>
@@ -877,7 +877,7 @@
     <w:r>
       <w:tab/>
       <w:tab/>
-      <w:t>2026-08-18</w:t>
+      <w:t>2026-08-19</w:t>
       <w:br/>
       <w:br/>
     </w:r>

--- a/tillsyn/Jordbro naturreservat tillsynsbegäran.docx
+++ b/tillsyn/Jordbro naturreservat tillsynsbegäran.docx
@@ -12,7 +12,7 @@
     </w:p>
     <w:p>
       <w:r>
-        <w:t>Denna tillsynsbegäran behandlar höga naturvärden i avverkningsanmälan Jordbro naturreservat i Haninge kommun som inkom 2026-08-19 och omfattar 132,6 ha.</w:t>
+        <w:t>Denna tillsynsbegäran behandlar höga naturvärden i avverkningsanmälan Jordbro naturreservat i Haninge kommun som inkom 2026-08-20 och omfattar 132,6 ha.</w:t>
       </w:r>
     </w:p>
     <w:p>
@@ -877,7 +877,7 @@
     <w:r>
       <w:tab/>
       <w:tab/>
-      <w:t>2026-08-19</w:t>
+      <w:t>2026-08-20</w:t>
       <w:br/>
       <w:br/>
     </w:r>

--- a/tillsyn/Jordbro naturreservat tillsynsbegäran.docx
+++ b/tillsyn/Jordbro naturreservat tillsynsbegäran.docx
@@ -12,7 +12,7 @@
     </w:p>
     <w:p>
       <w:r>
-        <w:t>Denna tillsynsbegäran behandlar höga naturvärden i avverkningsanmälan Jordbro naturreservat i Haninge kommun som inkom 2026-08-20 och omfattar 132,6 ha.</w:t>
+        <w:t>Denna tillsynsbegäran behandlar höga naturvärden i avverkningsanmälan Jordbro naturreservat i Haninge kommun som inkom 2026-08-21 och omfattar 132,6 ha.</w:t>
       </w:r>
     </w:p>
     <w:p>
@@ -877,7 +877,7 @@
     <w:r>
       <w:tab/>
       <w:tab/>
-      <w:t>2026-08-20</w:t>
+      <w:t>2026-08-21</w:t>
       <w:br/>
       <w:br/>
     </w:r>

--- a/tillsyn/Jordbro naturreservat tillsynsbegäran.docx
+++ b/tillsyn/Jordbro naturreservat tillsynsbegäran.docx
@@ -12,7 +12,7 @@
     </w:p>
     <w:p>
       <w:r>
-        <w:t>Denna tillsynsbegäran behandlar höga naturvärden i avverkningsanmälan Jordbro naturreservat i Haninge kommun som inkom 2026-08-21 och omfattar 132,6 ha.</w:t>
+        <w:t>Denna tillsynsbegäran behandlar höga naturvärden i avverkningsanmälan Jordbro naturreservat i Haninge kommun som inkom 2026-08-22 och omfattar 132,6 ha.</w:t>
       </w:r>
     </w:p>
     <w:p>
@@ -877,7 +877,7 @@
     <w:r>
       <w:tab/>
       <w:tab/>
-      <w:t>2026-08-21</w:t>
+      <w:t>2026-08-22</w:t>
       <w:br/>
       <w:br/>
     </w:r>

--- a/tillsyn/Jordbro naturreservat tillsynsbegäran.docx
+++ b/tillsyn/Jordbro naturreservat tillsynsbegäran.docx
@@ -12,7 +12,7 @@
     </w:p>
     <w:p>
       <w:r>
-        <w:t>Denna tillsynsbegäran behandlar höga naturvärden i avverkningsanmälan Jordbro naturreservat i Haninge kommun som inkom 2026-08-22 och omfattar 132,6 ha.</w:t>
+        <w:t>Denna tillsynsbegäran behandlar höga naturvärden i avverkningsanmälan Jordbro naturreservat i Haninge kommun som inkom 2026-08-23 och omfattar 132,6 ha.</w:t>
       </w:r>
     </w:p>
     <w:p>
@@ -877,7 +877,7 @@
     <w:r>
       <w:tab/>
       <w:tab/>
-      <w:t>2026-08-22</w:t>
+      <w:t>2026-08-23</w:t>
       <w:br/>
       <w:br/>
     </w:r>

--- a/tillsyn/Jordbro naturreservat tillsynsbegäran.docx
+++ b/tillsyn/Jordbro naturreservat tillsynsbegäran.docx
@@ -12,7 +12,7 @@
     </w:p>
     <w:p>
       <w:r>
-        <w:t>Denna tillsynsbegäran behandlar höga naturvärden i avverkningsanmälan Jordbro naturreservat i Haninge kommun som inkom 2026-08-23 och omfattar 132,6 ha.</w:t>
+        <w:t>Denna tillsynsbegäran behandlar höga naturvärden i avverkningsanmälan Jordbro naturreservat i Haninge kommun som inkom 2026-08-24 och omfattar 132,6 ha.</w:t>
       </w:r>
     </w:p>
     <w:p>
@@ -877,7 +877,7 @@
     <w:r>
       <w:tab/>
       <w:tab/>
-      <w:t>2026-08-23</w:t>
+      <w:t>2026-08-24</w:t>
       <w:br/>
       <w:br/>
     </w:r>

--- a/tillsyn/Jordbro naturreservat tillsynsbegäran.docx
+++ b/tillsyn/Jordbro naturreservat tillsynsbegäran.docx
@@ -12,7 +12,7 @@
     </w:p>
     <w:p>
       <w:r>
-        <w:t>Denna tillsynsbegäran behandlar höga naturvärden i avverkningsanmälan Jordbro naturreservat i Haninge kommun som inkom 2026-08-24 och omfattar 132,6 ha.</w:t>
+        <w:t>Denna tillsynsbegäran behandlar höga naturvärden i avverkningsanmälan Jordbro naturreservat i Haninge kommun som inkom 2026-08-25 och omfattar 132,6 ha.</w:t>
       </w:r>
     </w:p>
     <w:p>
@@ -877,7 +877,7 @@
     <w:r>
       <w:tab/>
       <w:tab/>
-      <w:t>2026-08-24</w:t>
+      <w:t>2026-08-25</w:t>
       <w:br/>
       <w:br/>
     </w:r>

--- a/tillsyn/Jordbro naturreservat tillsynsbegäran.docx
+++ b/tillsyn/Jordbro naturreservat tillsynsbegäran.docx
@@ -12,7 +12,7 @@
     </w:p>
     <w:p>
       <w:r>
-        <w:t>Denna tillsynsbegäran behandlar höga naturvärden i avverkningsanmälan Jordbro naturreservat i Haninge kommun som inkom 2026-08-25 och omfattar 132,6 ha.</w:t>
+        <w:t>Denna tillsynsbegäran behandlar höga naturvärden i avverkningsanmälan Jordbro naturreservat i Haninge kommun som inkom 2026-08-26 och omfattar 132,6 ha.</w:t>
       </w:r>
     </w:p>
     <w:p>
@@ -877,7 +877,7 @@
     <w:r>
       <w:tab/>
       <w:tab/>
-      <w:t>2026-08-25</w:t>
+      <w:t>2026-08-26</w:t>
       <w:br/>
       <w:br/>
     </w:r>

--- a/tillsyn/Jordbro naturreservat tillsynsbegäran.docx
+++ b/tillsyn/Jordbro naturreservat tillsynsbegäran.docx
@@ -12,7 +12,7 @@
     </w:p>
     <w:p>
       <w:r>
-        <w:t>Denna tillsynsbegäran behandlar höga naturvärden i avverkningsanmälan Jordbro naturreservat i Haninge kommun som inkom 2026-08-26 och omfattar 132,6 ha.</w:t>
+        <w:t>Denna tillsynsbegäran behandlar höga naturvärden i avverkningsanmälan Jordbro naturreservat i Haninge kommun som inkom 2026-08-27 och omfattar 132,6 ha.</w:t>
       </w:r>
     </w:p>
     <w:p>
@@ -877,7 +877,7 @@
     <w:r>
       <w:tab/>
       <w:tab/>
-      <w:t>2026-08-26</w:t>
+      <w:t>2026-08-27</w:t>
       <w:br/>
       <w:br/>
     </w:r>

--- a/tillsyn/Jordbro naturreservat tillsynsbegäran.docx
+++ b/tillsyn/Jordbro naturreservat tillsynsbegäran.docx
@@ -12,7 +12,7 @@
     </w:p>
     <w:p>
       <w:r>
-        <w:t>Denna tillsynsbegäran behandlar höga naturvärden i avverkningsanmälan Jordbro naturreservat i Haninge kommun som inkom 2026-08-27 och omfattar 132,6 ha.</w:t>
+        <w:t>Denna tillsynsbegäran behandlar höga naturvärden i avverkningsanmälan Jordbro naturreservat i Haninge kommun som inkom 2026-08-28 och omfattar 132,6 ha.</w:t>
       </w:r>
     </w:p>
     <w:p>
@@ -877,7 +877,7 @@
     <w:r>
       <w:tab/>
       <w:tab/>
-      <w:t>2026-08-27</w:t>
+      <w:t>2026-08-28</w:t>
       <w:br/>
       <w:br/>
     </w:r>

--- a/tillsyn/Jordbro naturreservat tillsynsbegäran.docx
+++ b/tillsyn/Jordbro naturreservat tillsynsbegäran.docx
@@ -12,7 +12,7 @@
     </w:p>
     <w:p>
       <w:r>
-        <w:t>Denna tillsynsbegäran behandlar höga naturvärden i avverkningsanmälan Jordbro naturreservat i Haninge kommun som inkom 2026-08-28 och omfattar 132,6 ha.</w:t>
+        <w:t>Denna tillsynsbegäran behandlar höga naturvärden i avverkningsanmälan Jordbro naturreservat i Haninge kommun som inkom 2026-08-29 och omfattar 132,6 ha.</w:t>
       </w:r>
     </w:p>
     <w:p>
@@ -877,7 +877,7 @@
     <w:r>
       <w:tab/>
       <w:tab/>
-      <w:t>2026-08-28</w:t>
+      <w:t>2026-08-29</w:t>
       <w:br/>
       <w:br/>
     </w:r>

--- a/tillsyn/Jordbro naturreservat tillsynsbegäran.docx
+++ b/tillsyn/Jordbro naturreservat tillsynsbegäran.docx
@@ -12,7 +12,7 @@
     </w:p>
     <w:p>
       <w:r>
-        <w:t>Denna tillsynsbegäran behandlar höga naturvärden i avverkningsanmälan Jordbro naturreservat i Haninge kommun som inkom 2026-08-29 och omfattar 132,6 ha.</w:t>
+        <w:t>Denna tillsynsbegäran behandlar höga naturvärden i avverkningsanmälan Jordbro naturreservat i Haninge kommun som inkom 2026-08-31 och omfattar 132,6 ha.</w:t>
       </w:r>
     </w:p>
     <w:p>
@@ -877,7 +877,7 @@
     <w:r>
       <w:tab/>
       <w:tab/>
-      <w:t>2026-08-29</w:t>
+      <w:t>2026-08-31</w:t>
       <w:br/>
       <w:br/>
     </w:r>

--- a/tillsyn/Jordbro naturreservat tillsynsbegäran.docx
+++ b/tillsyn/Jordbro naturreservat tillsynsbegäran.docx
@@ -12,7 +12,7 @@
     </w:p>
     <w:p>
       <w:r>
-        <w:t>Denna tillsynsbegäran behandlar höga naturvärden i avverkningsanmälan Jordbro naturreservat i Haninge kommun som inkom 2026-08-31 och omfattar 132,6 ha.</w:t>
+        <w:t>Denna tillsynsbegäran behandlar höga naturvärden i avverkningsanmälan Jordbro naturreservat i Haninge kommun som inkom 2026-09-01 och omfattar 132,6 ha.</w:t>
       </w:r>
     </w:p>
     <w:p>
@@ -877,7 +877,7 @@
     <w:r>
       <w:tab/>
       <w:tab/>
-      <w:t>2026-08-31</w:t>
+      <w:t>2026-09-01</w:t>
       <w:br/>
       <w:br/>
     </w:r>

--- a/tillsyn/Jordbro naturreservat tillsynsbegäran.docx
+++ b/tillsyn/Jordbro naturreservat tillsynsbegäran.docx
@@ -12,7 +12,7 @@
     </w:p>
     <w:p>
       <w:r>
-        <w:t>Denna tillsynsbegäran behandlar höga naturvärden i avverkningsanmälan Jordbro naturreservat i Haninge kommun som inkom 2026-09-01 och omfattar 132,6 ha.</w:t>
+        <w:t>Denna tillsynsbegäran behandlar höga naturvärden i avverkningsanmälan Jordbro naturreservat i Haninge kommun som inkom 2026-09-02 och omfattar 132,6 ha.</w:t>
       </w:r>
     </w:p>
     <w:p>
@@ -877,7 +877,7 @@
     <w:r>
       <w:tab/>
       <w:tab/>
-      <w:t>2026-09-01</w:t>
+      <w:t>2026-09-02</w:t>
       <w:br/>
       <w:br/>
     </w:r>

--- a/tillsyn/Jordbro naturreservat tillsynsbegäran.docx
+++ b/tillsyn/Jordbro naturreservat tillsynsbegäran.docx
@@ -12,7 +12,7 @@
     </w:p>
     <w:p>
       <w:r>
-        <w:t>Denna tillsynsbegäran behandlar höga naturvärden i avverkningsanmälan Jordbro naturreservat i Haninge kommun som inkom 2026-09-02 och omfattar 132,6 ha.</w:t>
+        <w:t>Denna tillsynsbegäran behandlar höga naturvärden i avverkningsanmälan Jordbro naturreservat i Haninge kommun som inkom 2026-09-03 och omfattar 132,6 ha.</w:t>
       </w:r>
     </w:p>
     <w:p>
@@ -877,7 +877,7 @@
     <w:r>
       <w:tab/>
       <w:tab/>
-      <w:t>2026-09-02</w:t>
+      <w:t>2026-09-03</w:t>
       <w:br/>
       <w:br/>
     </w:r>

--- a/tillsyn/Jordbro naturreservat tillsynsbegäran.docx
+++ b/tillsyn/Jordbro naturreservat tillsynsbegäran.docx
@@ -12,7 +12,7 @@
     </w:p>
     <w:p>
       <w:r>
-        <w:t>Denna tillsynsbegäran behandlar höga naturvärden i avverkningsanmälan Jordbro naturreservat i Haninge kommun som inkom 2026-09-03 och omfattar 132,6 ha.</w:t>
+        <w:t>Denna tillsynsbegäran behandlar höga naturvärden i avverkningsanmälan Jordbro naturreservat i Haninge kommun som inkom 2026-09-04 och omfattar 132,6 ha.</w:t>
       </w:r>
     </w:p>
     <w:p>
@@ -877,7 +877,7 @@
     <w:r>
       <w:tab/>
       <w:tab/>
-      <w:t>2026-09-03</w:t>
+      <w:t>2026-09-04</w:t>
       <w:br/>
       <w:br/>
     </w:r>

--- a/tillsyn/Jordbro naturreservat tillsynsbegäran.docx
+++ b/tillsyn/Jordbro naturreservat tillsynsbegäran.docx
@@ -12,7 +12,7 @@
     </w:p>
     <w:p>
       <w:r>
-        <w:t>Denna tillsynsbegäran behandlar höga naturvärden i avverkningsanmälan Jordbro naturreservat i Haninge kommun som inkom 2026-09-04 och omfattar 132,6 ha.</w:t>
+        <w:t>Denna tillsynsbegäran behandlar höga naturvärden i avverkningsanmälan Jordbro naturreservat i Haninge kommun som inkom 2026-09-05 och omfattar 132,6 ha.</w:t>
       </w:r>
     </w:p>
     <w:p>
@@ -877,7 +877,7 @@
     <w:r>
       <w:tab/>
       <w:tab/>
-      <w:t>2026-09-04</w:t>
+      <w:t>2026-09-05</w:t>
       <w:br/>
       <w:br/>
     </w:r>

--- a/tillsyn/Jordbro naturreservat tillsynsbegäran.docx
+++ b/tillsyn/Jordbro naturreservat tillsynsbegäran.docx
@@ -12,7 +12,7 @@
     </w:p>
     <w:p>
       <w:r>
-        <w:t>Denna tillsynsbegäran behandlar höga naturvärden i avverkningsanmälan Jordbro naturreservat i Haninge kommun som inkom 2026-09-05 och omfattar 132,6 ha.</w:t>
+        <w:t>Denna tillsynsbegäran behandlar höga naturvärden i avverkningsanmälan Jordbro naturreservat i Haninge kommun som inkom 2026-09-06 och omfattar 132,6 ha.</w:t>
       </w:r>
     </w:p>
     <w:p>
@@ -877,7 +877,7 @@
     <w:r>
       <w:tab/>
       <w:tab/>
-      <w:t>2026-09-05</w:t>
+      <w:t>2026-09-06</w:t>
       <w:br/>
       <w:br/>
     </w:r>

--- a/tillsyn/Jordbro naturreservat tillsynsbegäran.docx
+++ b/tillsyn/Jordbro naturreservat tillsynsbegäran.docx
@@ -12,7 +12,7 @@
     </w:p>
     <w:p>
       <w:r>
-        <w:t>Denna tillsynsbegäran behandlar höga naturvärden i avverkningsanmälan Jordbro naturreservat i Haninge kommun som inkom 2026-09-06 och omfattar 132,6 ha.</w:t>
+        <w:t>Denna tillsynsbegäran behandlar höga naturvärden i avverkningsanmälan Jordbro naturreservat i Haninge kommun som inkom 2026-09-07 och omfattar 132,6 ha.</w:t>
       </w:r>
     </w:p>
     <w:p>
@@ -877,7 +877,7 @@
     <w:r>
       <w:tab/>
       <w:tab/>
-      <w:t>2026-09-06</w:t>
+      <w:t>2026-09-07</w:t>
       <w:br/>
       <w:br/>
     </w:r>
